--- a/parcial-2-bd-supabase-auth/semana-10/README.docx
+++ b/parcial-2-bd-supabase-auth/semana-10/README.docx
@@ -2,7 +2,7 @@
 <file path=word/document.xml><?xml version="1.0" encoding="utf-8"?>
 <w:document xmlns:w="http://schemas.openxmlformats.org/wordprocessingml/2006/main" xmlns:m="http://schemas.openxmlformats.org/officeDocument/2006/math" xmlns:r="http://schemas.openxmlformats.org/officeDocument/2006/relationships" xmlns:o="urn:schemas-microsoft-com:office:office" xmlns:v="urn:schemas-microsoft-com:vml" xmlns:w10="urn:schemas-microsoft-com:office:word" xmlns:a="http://schemas.openxmlformats.org/drawingml/2006/main" xmlns:pic="http://schemas.openxmlformats.org/drawingml/2006/picture" xmlns:wp="http://schemas.openxmlformats.org/drawingml/2006/wordprocessingDrawing">
   <w:body>
-    <w:bookmarkStart w:id="9" w:name="semana-10-26-30-oct--programación-web"/>
+    <w:bookmarkStart w:id="9" w:name="semana-10-26-30-oct-programación-web"/>
     <w:p>
       <w:pPr>
         <w:pStyle w:val="Heading1"/>
@@ -153,22 +153,28 @@
           <w:b/>
           <w:bCs/>
         </w:rPr>
-        <w:t xml:space="preserve">Archivos base:</w:t>
-      </w:r>
-      <w:r>
-        <w:t xml:space="preserve"> </w:t>
+        <w:t xml:space="preserve">Material de esta semana (</w:t>
       </w:r>
       <w:r>
         <w:rPr>
           <w:rStyle w:val="VerbatimChar"/>
-        </w:rPr>
-        <w:t xml:space="preserve">base/backend-auth/</w:t>
-      </w:r>
-      <w:r>
-        <w:t xml:space="preserve"> </w:t>
-      </w:r>
-      <w:r>
-        <w:t xml:space="preserve">(middleware/controller/routes de login vacíos) +</w:t>
+          <w:b/>
+          <w:bCs/>
+        </w:rPr>
+        <w:t xml:space="preserve">base/</w:t>
+      </w:r>
+      <w:r>
+        <w:rPr>
+          <w:b/>
+          <w:bCs/>
+        </w:rPr>
+        <w:t xml:space="preserve">):</w:t>
+      </w:r>
+      <w:r>
+        <w:t xml:space="preserve"> </w:t>
+      </w:r>
+      <w:r>
+        <w:t xml:space="preserve">-</w:t>
       </w:r>
       <w:r>
         <w:t xml:space="preserve"> </w:t>
@@ -177,13 +183,166 @@
         <w:rPr>
           <w:rStyle w:val="VerbatimChar"/>
         </w:rPr>
-        <w:t xml:space="preserve">base/pagina-login/pages/login.js</w:t>
-      </w:r>
-      <w:r>
-        <w:t xml:space="preserve"> </w:t>
-      </w:r>
-      <w:r>
-        <w:t xml:space="preserve">(componente vacío).</w:t>
+        <w:t xml:space="preserve">backend-auth/</w:t>
+      </w:r>
+      <w:r>
+        <w:t xml:space="preserve">: andamiaje vacío del login, el middleware y las rutas.</w:t>
+      </w:r>
+      <w:r>
+        <w:t xml:space="preserve"> </w:t>
+      </w:r>
+      <w:r>
+        <w:t xml:space="preserve">-</w:t>
+      </w:r>
+      <w:r>
+        <w:t xml:space="preserve"> </w:t>
+      </w:r>
+      <w:r>
+        <w:rPr>
+          <w:rStyle w:val="VerbatimChar"/>
+        </w:rPr>
+        <w:t xml:space="preserve">schema-completo-mysql.sql</w:t>
+      </w:r>
+      <w:r>
+        <w:t xml:space="preserve">: todas las tablas del proyecto en tu MySQL local y un administrador semilla (</w:t>
+      </w:r>
+      <w:r>
+        <w:rPr>
+          <w:rStyle w:val="VerbatimChar"/>
+        </w:rPr>
+        <w:t xml:space="preserve">admin@cecyt9.ipn.mx</w:t>
+      </w:r>
+      <w:r>
+        <w:t xml:space="preserve"> </w:t>
+      </w:r>
+      <w:r>
+        <w:t xml:space="preserve">/</w:t>
+      </w:r>
+      <w:r>
+        <w:t xml:space="preserve"> </w:t>
+      </w:r>
+      <w:r>
+        <w:rPr>
+          <w:rStyle w:val="VerbatimChar"/>
+        </w:rPr>
+        <w:t xml:space="preserve">CambiaEstaClave123</w:t>
+      </w:r>
+      <w:r>
+        <w:t xml:space="preserve">). Córrelo antes de proteger</w:t>
+      </w:r>
+      <w:r>
+        <w:t xml:space="preserve"> </w:t>
+      </w:r>
+      <w:r>
+        <w:rPr>
+          <w:rStyle w:val="VerbatimChar"/>
+        </w:rPr>
+        <w:t xml:space="preserve">/api/usuarios</w:t>
+      </w:r>
+      <w:r>
+        <w:t xml:space="preserve">; si no, no tendrás con qué usuario entrar.</w:t>
+      </w:r>
+      <w:r>
+        <w:t xml:space="preserve"> </w:t>
+      </w:r>
+      <w:r>
+        <w:t xml:space="preserve">-</w:t>
+      </w:r>
+      <w:r>
+        <w:t xml:space="preserve"> </w:t>
+      </w:r>
+      <w:r>
+        <w:rPr>
+          <w:rStyle w:val="VerbatimChar"/>
+        </w:rPr>
+        <w:t xml:space="preserve">mini-proyecto-next/</w:t>
+      </w:r>
+      <w:r>
+        <w:t xml:space="preserve">: Copia el contenido de</w:t>
+      </w:r>
+      <w:r>
+        <w:t xml:space="preserve"> </w:t>
+      </w:r>
+      <w:r>
+        <w:rPr>
+          <w:rStyle w:val="VerbatimChar"/>
+        </w:rPr>
+        <w:t xml:space="preserve">base/mini-proyecto-next/</w:t>
+      </w:r>
+      <w:r>
+        <w:t xml:space="preserve"> </w:t>
+      </w:r>
+      <w:r>
+        <w:t xml:space="preserve">encima de tu app (la misma desde la semana 6). Trae</w:t>
+      </w:r>
+      <w:r>
+        <w:t xml:space="preserve"> </w:t>
+      </w:r>
+      <w:r>
+        <w:rPr>
+          <w:rStyle w:val="VerbatimChar"/>
+        </w:rPr>
+        <w:t xml:space="preserve">pages/login.js</w:t>
+      </w:r>
+      <w:r>
+        <w:t xml:space="preserve"> </w:t>
+      </w:r>
+      <w:r>
+        <w:t xml:space="preserve">ya hecha y el menú con «Cerrar sesión». Tú, en tu</w:t>
+      </w:r>
+      <w:r>
+        <w:t xml:space="preserve"> </w:t>
+      </w:r>
+      <w:r>
+        <w:rPr>
+          <w:rStyle w:val="VerbatimChar"/>
+        </w:rPr>
+        <w:t xml:space="preserve">pages/admin/usuarios.js</w:t>
+      </w:r>
+      <w:r>
+        <w:t xml:space="preserve">: al cargar, pregunta a</w:t>
+      </w:r>
+      <w:r>
+        <w:t xml:space="preserve"> </w:t>
+      </w:r>
+      <w:r>
+        <w:rPr>
+          <w:rStyle w:val="VerbatimChar"/>
+        </w:rPr>
+        <w:t xml:space="preserve">/api/sesion</w:t>
+      </w:r>
+      <w:r>
+        <w:t xml:space="preserve"> </w:t>
+      </w:r>
+      <w:r>
+        <w:t xml:space="preserve">si hay sesión y, si no, manda a</w:t>
+      </w:r>
+      <w:r>
+        <w:t xml:space="preserve"> </w:t>
+      </w:r>
+      <w:r>
+        <w:rPr>
+          <w:rStyle w:val="VerbatimChar"/>
+        </w:rPr>
+        <w:t xml:space="preserve">/login</w:t>
+      </w:r>
+      <w:r>
+        <w:t xml:space="preserve">; y agrega</w:t>
+      </w:r>
+      <w:r>
+        <w:t xml:space="preserve"> </w:t>
+      </w:r>
+      <w:r>
+        <w:rPr>
+          <w:rStyle w:val="VerbatimChar"/>
+        </w:rPr>
+        <w:t xml:space="preserve">credentials: 'include'</w:t>
+      </w:r>
+      <w:r>
+        <w:t xml:space="preserve"> </w:t>
+      </w:r>
+      <w:r>
+        <w:t xml:space="preserve">a todas tus peticiones.</w:t>
       </w:r>
     </w:p>
     <w:p>
